--- a/docs/report.docx
+++ b/docs/report.docx
@@ -675,7 +675,10 @@
           </w:tcPr>
           <w:p>
             <w:r>
-              <w:t>26</w:t>
+              <w:t>2</w:t>
+            </w:r>
+            <w:r>
+              <w:t>8</w:t>
             </w:r>
           </w:p>
         </w:tc>
@@ -805,10 +808,10 @@
           <w:noProof/>
         </w:rPr>
         <w:drawing>
-          <wp:inline distT="0" distB="0" distL="0" distR="0" wp14:anchorId="3BDA9BEA" wp14:editId="28B11B9D">
-            <wp:extent cx="5425440" cy="3161125"/>
-            <wp:effectExtent l="0" t="0" r="3810" b="1270"/>
-            <wp:docPr id="216524070" name="Picture 1"/>
+          <wp:inline distT="0" distB="0" distL="0" distR="0" wp14:anchorId="6C4F831B" wp14:editId="5F20A778">
+            <wp:extent cx="5669280" cy="3202444"/>
+            <wp:effectExtent l="0" t="0" r="7620" b="0"/>
+            <wp:docPr id="1561591799" name="Picture 1"/>
             <wp:cNvGraphicFramePr>
               <a:graphicFrameLocks xmlns:a="http://schemas.openxmlformats.org/drawingml/2006/main" noChangeAspect="1"/>
             </wp:cNvGraphicFramePr>
@@ -816,36 +819,23 @@
               <a:graphicData uri="http://schemas.openxmlformats.org/drawingml/2006/picture">
                 <pic:pic xmlns:pic="http://schemas.openxmlformats.org/drawingml/2006/picture">
                   <pic:nvPicPr>
-                    <pic:cNvPr id="0" name="Picture 109"/>
-                    <pic:cNvPicPr>
-                      <a:picLocks noChangeAspect="1" noChangeArrowheads="1"/>
-                    </pic:cNvPicPr>
+                    <pic:cNvPr id="1561591799" name=""/>
+                    <pic:cNvPicPr/>
                   </pic:nvPicPr>
                   <pic:blipFill>
-                    <a:blip r:embed="rId7">
-                      <a:extLst>
-                        <a:ext uri="{28A0092B-C50C-407E-A947-70E740481C1C}">
-                          <a14:useLocalDpi xmlns:a14="http://schemas.microsoft.com/office/drawing/2010/main" val="0"/>
-                        </a:ext>
-                      </a:extLst>
-                    </a:blip>
-                    <a:srcRect/>
+                    <a:blip r:embed="rId7"/>
                     <a:stretch>
                       <a:fillRect/>
                     </a:stretch>
                   </pic:blipFill>
-                  <pic:spPr bwMode="auto">
+                  <pic:spPr>
                     <a:xfrm>
                       <a:off x="0" y="0"/>
-                      <a:ext cx="5482943" cy="3194629"/>
+                      <a:ext cx="5676011" cy="3206246"/>
                     </a:xfrm>
                     <a:prstGeom prst="rect">
                       <a:avLst/>
                     </a:prstGeom>
-                    <a:noFill/>
-                    <a:ln>
-                      <a:noFill/>
-                    </a:ln>
                   </pic:spPr>
                 </pic:pic>
               </a:graphicData>
@@ -858,39 +848,20 @@
       <w:pPr>
         <w:pStyle w:val="Caption"/>
         <w:jc w:val="center"/>
-        <w:rPr>
-          <w:b/>
-          <w:bCs/>
-          <w:sz w:val="36"/>
-          <w:szCs w:val="36"/>
-        </w:rPr>
       </w:pPr>
       <w:r>
         <w:t xml:space="preserve">Figure </w:t>
       </w:r>
-      <w:r>
-        <w:fldChar w:fldCharType="begin"/>
-      </w:r>
-      <w:r>
-        <w:instrText xml:space="preserve"> SEQ Figure \* ARABIC </w:instrText>
-      </w:r>
-      <w:r>
-        <w:fldChar w:fldCharType="separate"/>
-      </w:r>
-      <w:r>
-        <w:rPr>
-          <w:noProof/>
-        </w:rPr>
-        <w:t>1</w:t>
-      </w:r>
-      <w:r>
-        <w:fldChar w:fldCharType="end"/>
-      </w:r>
-      <w:r>
-        <w:t xml:space="preserve">: </w:t>
-      </w:r>
-      <w:r>
-        <w:t>Overall Production Architecture</w:t>
+      <w:fldSimple w:instr=" SEQ Figure \* ARABIC ">
+        <w:r>
+          <w:rPr>
+            <w:noProof/>
+          </w:rPr>
+          <w:t>1</w:t>
+        </w:r>
+      </w:fldSimple>
+      <w:r>
+        <w:t>: Deployed Application</w:t>
       </w:r>
     </w:p>
     <w:p>
@@ -1349,24 +1320,14 @@
       <w:r>
         <w:t xml:space="preserve">Figure </w:t>
       </w:r>
-      <w:r>
-        <w:fldChar w:fldCharType="begin"/>
-      </w:r>
-      <w:r>
-        <w:instrText xml:space="preserve"> SEQ Figure \* ARABIC </w:instrText>
-      </w:r>
-      <w:r>
-        <w:fldChar w:fldCharType="separate"/>
-      </w:r>
-      <w:r>
-        <w:rPr>
-          <w:noProof/>
-        </w:rPr>
-        <w:t>2</w:t>
-      </w:r>
-      <w:r>
-        <w:fldChar w:fldCharType="end"/>
-      </w:r>
+      <w:fldSimple w:instr=" SEQ Figure \* ARABIC ">
+        <w:r>
+          <w:rPr>
+            <w:noProof/>
+          </w:rPr>
+          <w:t>3</w:t>
+        </w:r>
+      </w:fldSimple>
       <w:r>
         <w:t xml:space="preserve">: </w:t>
       </w:r>
@@ -1402,16 +1363,7 @@
           <w:szCs w:val="36"/>
         </w:rPr>
         <w:lastRenderedPageBreak/>
-        <w:t xml:space="preserve">CHAPTER </w:t>
-      </w:r>
-      <w:r>
-        <w:rPr>
-          <w:b/>
-          <w:bCs/>
-          <w:sz w:val="36"/>
-          <w:szCs w:val="36"/>
-        </w:rPr>
-        <w:t xml:space="preserve">2: </w:t>
+        <w:t xml:space="preserve">CHAPTER 2: </w:t>
       </w:r>
       <w:r>
         <w:rPr>
@@ -2454,6 +2406,9 @@
         <w:jc w:val="both"/>
       </w:pPr>
       <w:r>
+        <w:rPr>
+          <w:noProof/>
+        </w:rPr>
         <w:drawing>
           <wp:inline distT="0" distB="0" distL="0" distR="0" wp14:anchorId="601D6C2C" wp14:editId="64955DB9">
             <wp:extent cx="6504213" cy="4168140"/>
@@ -2499,24 +2454,14 @@
       <w:r>
         <w:t xml:space="preserve">Figure </w:t>
       </w:r>
-      <w:r>
-        <w:fldChar w:fldCharType="begin"/>
-      </w:r>
-      <w:r>
-        <w:instrText xml:space="preserve"> SEQ Figure \* ARABIC </w:instrText>
-      </w:r>
-      <w:r>
-        <w:fldChar w:fldCharType="separate"/>
-      </w:r>
-      <w:r>
-        <w:rPr>
-          <w:noProof/>
-        </w:rPr>
-        <w:t>3</w:t>
-      </w:r>
-      <w:r>
-        <w:fldChar w:fldCharType="end"/>
-      </w:r>
+      <w:fldSimple w:instr=" SEQ Figure \* ARABIC ">
+        <w:r>
+          <w:rPr>
+            <w:noProof/>
+          </w:rPr>
+          <w:t>4</w:t>
+        </w:r>
+      </w:fldSimple>
       <w:r>
         <w:t xml:space="preserve">: </w:t>
       </w:r>
@@ -2533,6 +2478,9 @@
         <w:jc w:val="center"/>
       </w:pPr>
       <w:r>
+        <w:rPr>
+          <w:noProof/>
+        </w:rPr>
         <w:drawing>
           <wp:inline distT="0" distB="0" distL="0" distR="0" wp14:anchorId="319CB22C" wp14:editId="1C4DF238">
             <wp:extent cx="6435470" cy="3611880"/>
@@ -2582,24 +2530,14 @@
       <w:r>
         <w:t xml:space="preserve">Figure </w:t>
       </w:r>
-      <w:r>
-        <w:fldChar w:fldCharType="begin"/>
-      </w:r>
-      <w:r>
-        <w:instrText xml:space="preserve"> SEQ Figure \* ARABIC </w:instrText>
-      </w:r>
-      <w:r>
-        <w:fldChar w:fldCharType="separate"/>
-      </w:r>
-      <w:r>
-        <w:rPr>
-          <w:noProof/>
-        </w:rPr>
-        <w:t>4</w:t>
-      </w:r>
-      <w:r>
-        <w:fldChar w:fldCharType="end"/>
-      </w:r>
+      <w:fldSimple w:instr=" SEQ Figure \* ARABIC ">
+        <w:r>
+          <w:rPr>
+            <w:noProof/>
+          </w:rPr>
+          <w:t>5</w:t>
+        </w:r>
+      </w:fldSimple>
       <w:r>
         <w:t>: Jenkins Dashboard</w:t>
       </w:r>
@@ -2622,7 +2560,7 @@
           <w:szCs w:val="36"/>
         </w:rPr>
         <w:lastRenderedPageBreak/>
-        <w:t xml:space="preserve">CHAPTER </w:t>
+        <w:t xml:space="preserve">CHAPTER 3: </w:t>
       </w:r>
       <w:r>
         <w:rPr>
@@ -2631,33 +2569,132 @@
           <w:sz w:val="36"/>
           <w:szCs w:val="36"/>
         </w:rPr>
-        <w:t xml:space="preserve">3: </w:t>
-      </w:r>
-      <w:r>
+        <w:t>SYSTEM ARCHITECTURE</w:t>
+      </w:r>
+    </w:p>
+    <w:p>
+      <w:pPr>
+        <w:jc w:val="both"/>
+      </w:pPr>
+      <w:r>
+        <w:t xml:space="preserve">The application follows a microservice-based architecture deployed on Kubernetes. All application components are containerized using Docker and managed through Kubernetes Deployments and </w:t>
+      </w:r>
+      <w:proofErr w:type="spellStart"/>
+      <w:r>
+        <w:t>StatefulSets</w:t>
+      </w:r>
+      <w:proofErr w:type="spellEnd"/>
+      <w:r>
+        <w:t>.</w:t>
+      </w:r>
+    </w:p>
+    <w:p>
+      <w:pPr>
+        <w:jc w:val="both"/>
+      </w:pPr>
+    </w:p>
+    <w:p>
+      <w:pPr>
+        <w:keepNext/>
+        <w:jc w:val="center"/>
+      </w:pPr>
+      <w:r>
+        <w:rPr>
+          <w:noProof/>
+        </w:rPr>
+        <w:drawing>
+          <wp:inline distT="0" distB="0" distL="0" distR="0" wp14:anchorId="481B6157" wp14:editId="5D721AAC">
+            <wp:extent cx="5425440" cy="3161125"/>
+            <wp:effectExtent l="0" t="0" r="3810" b="1270"/>
+            <wp:docPr id="216524070" name="Picture 1"/>
+            <wp:cNvGraphicFramePr>
+              <a:graphicFrameLocks xmlns:a="http://schemas.openxmlformats.org/drawingml/2006/main" noChangeAspect="1"/>
+            </wp:cNvGraphicFramePr>
+            <a:graphic xmlns:a="http://schemas.openxmlformats.org/drawingml/2006/main">
+              <a:graphicData uri="http://schemas.openxmlformats.org/drawingml/2006/picture">
+                <pic:pic xmlns:pic="http://schemas.openxmlformats.org/drawingml/2006/picture">
+                  <pic:nvPicPr>
+                    <pic:cNvPr id="0" name="Picture 109"/>
+                    <pic:cNvPicPr>
+                      <a:picLocks noChangeAspect="1" noChangeArrowheads="1"/>
+                    </pic:cNvPicPr>
+                  </pic:nvPicPr>
+                  <pic:blipFill>
+                    <a:blip r:embed="rId11">
+                      <a:extLst>
+                        <a:ext uri="{28A0092B-C50C-407E-A947-70E740481C1C}">
+                          <a14:useLocalDpi xmlns:a14="http://schemas.microsoft.com/office/drawing/2010/main" val="0"/>
+                        </a:ext>
+                      </a:extLst>
+                    </a:blip>
+                    <a:srcRect/>
+                    <a:stretch>
+                      <a:fillRect/>
+                    </a:stretch>
+                  </pic:blipFill>
+                  <pic:spPr bwMode="auto">
+                    <a:xfrm>
+                      <a:off x="0" y="0"/>
+                      <a:ext cx="5482943" cy="3194629"/>
+                    </a:xfrm>
+                    <a:prstGeom prst="rect">
+                      <a:avLst/>
+                    </a:prstGeom>
+                    <a:noFill/>
+                    <a:ln>
+                      <a:noFill/>
+                    </a:ln>
+                  </pic:spPr>
+                </pic:pic>
+              </a:graphicData>
+            </a:graphic>
+          </wp:inline>
+        </w:drawing>
+      </w:r>
+    </w:p>
+    <w:p>
+      <w:pPr>
+        <w:pStyle w:val="Caption"/>
+        <w:jc w:val="center"/>
         <w:rPr>
           <w:b/>
           <w:bCs/>
           <w:sz w:val="36"/>
           <w:szCs w:val="36"/>
         </w:rPr>
-        <w:t>SYSTEM ARCHITECTURE</w:t>
-      </w:r>
-    </w:p>
-    <w:p>
-      <w:pPr>
-        <w:jc w:val="both"/>
-      </w:pPr>
-      <w:r>
-        <w:t xml:space="preserve">The application follows a microservice-based architecture deployed on Kubernetes. All application components are containerized using Docker and managed through Kubernetes Deployments and </w:t>
-      </w:r>
-      <w:proofErr w:type="spellStart"/>
-      <w:r>
-        <w:t>StatefulSets</w:t>
-      </w:r>
-      <w:proofErr w:type="spellEnd"/>
-      <w:r>
-        <w:t>.</w:t>
-      </w:r>
+      </w:pPr>
+      <w:r>
+        <w:t xml:space="preserve">Figure </w:t>
+      </w:r>
+      <w:r>
+        <w:fldChar w:fldCharType="begin"/>
+      </w:r>
+      <w:r>
+        <w:instrText xml:space="preserve"> SEQ Figure \* ARABIC </w:instrText>
+      </w:r>
+      <w:r>
+        <w:fldChar w:fldCharType="separate"/>
+      </w:r>
+      <w:r>
+        <w:rPr>
+          <w:noProof/>
+        </w:rPr>
+        <w:t>2</w:t>
+      </w:r>
+      <w:r>
+        <w:fldChar w:fldCharType="end"/>
+      </w:r>
+      <w:r>
+        <w:t xml:space="preserve">: </w:t>
+      </w:r>
+      <w:r>
+        <w:t>Overall Production Architecture</w:t>
+      </w:r>
+    </w:p>
+    <w:p>
+      <w:pPr>
+        <w:jc w:val="both"/>
+      </w:pPr>
     </w:p>
     <w:p>
       <w:pPr>
@@ -2695,7 +2732,7 @@
       <w:pPr>
         <w:jc w:val="both"/>
       </w:pPr>
-      <w:hyperlink r:id="rId11" w:history="1">
+      <w:hyperlink r:id="rId12" w:history="1">
         <w:r>
           <w:rPr>
             <w:rStyle w:val="Hyperlink"/>
@@ -2796,6 +2833,95 @@
     </w:p>
     <w:p>
       <w:pPr>
+        <w:jc w:val="both"/>
+      </w:pPr>
+      <w:r>
+        <w:t>Frontend traffic is distributed across multiple pods using a Kubernetes Service.</w:t>
+      </w:r>
+    </w:p>
+    <w:p>
+      <w:pPr>
+        <w:jc w:val="both"/>
+        <w:rPr>
+          <w:b/>
+          <w:bCs/>
+        </w:rPr>
+      </w:pPr>
+      <w:r>
+        <w:rPr>
+          <w:b/>
+          <w:bCs/>
+        </w:rPr>
+        <w:lastRenderedPageBreak/>
+        <w:t>4.3 Backend Layer</w:t>
+      </w:r>
+    </w:p>
+    <w:p>
+      <w:pPr>
+        <w:jc w:val="both"/>
+      </w:pPr>
+      <w:r>
+        <w:t>The backend is developed using Node.js and Express.js.</w:t>
+      </w:r>
+    </w:p>
+    <w:p>
+      <w:pPr>
+        <w:jc w:val="both"/>
+      </w:pPr>
+      <w:r>
+        <w:t>Responsibilities:</w:t>
+      </w:r>
+    </w:p>
+    <w:p>
+      <w:pPr>
+        <w:pStyle w:val="NoSpacing"/>
+        <w:numPr>
+          <w:ilvl w:val="0"/>
+          <w:numId w:val="7"/>
+        </w:numPr>
+      </w:pPr>
+      <w:r>
+        <w:t>Process API requests</w:t>
+      </w:r>
+    </w:p>
+    <w:p>
+      <w:pPr>
+        <w:pStyle w:val="NoSpacing"/>
+        <w:numPr>
+          <w:ilvl w:val="0"/>
+          <w:numId w:val="7"/>
+        </w:numPr>
+      </w:pPr>
+      <w:r>
+        <w:t>Handle business logic</w:t>
+      </w:r>
+    </w:p>
+    <w:p>
+      <w:pPr>
+        <w:pStyle w:val="NoSpacing"/>
+        <w:numPr>
+          <w:ilvl w:val="0"/>
+          <w:numId w:val="7"/>
+        </w:numPr>
+      </w:pPr>
+      <w:r>
+        <w:t>Manage database operations</w:t>
+      </w:r>
+    </w:p>
+    <w:p>
+      <w:pPr>
+        <w:pStyle w:val="NoSpacing"/>
+        <w:numPr>
+          <w:ilvl w:val="0"/>
+          <w:numId w:val="7"/>
+        </w:numPr>
+      </w:pPr>
+      <w:r>
+        <w:t>Provide REST APIs to frontend applications</w:t>
+      </w:r>
+    </w:p>
+    <w:p>
+      <w:pPr>
         <w:pStyle w:val="NoSpacing"/>
         <w:ind w:left="360"/>
       </w:pPr>
@@ -2805,100 +2931,6 @@
         <w:jc w:val="both"/>
       </w:pPr>
       <w:r>
-        <w:t>Frontend traffic is distributed across multiple pods using a Kubernetes Service.</w:t>
-      </w:r>
-    </w:p>
-    <w:p>
-      <w:pPr>
-        <w:jc w:val="both"/>
-        <w:rPr>
-          <w:b/>
-          <w:bCs/>
-        </w:rPr>
-      </w:pPr>
-      <w:r>
-        <w:rPr>
-          <w:b/>
-          <w:bCs/>
-        </w:rPr>
-        <w:t>4.3 Backend Layer</w:t>
-      </w:r>
-    </w:p>
-    <w:p>
-      <w:pPr>
-        <w:jc w:val="both"/>
-      </w:pPr>
-      <w:r>
-        <w:t>The backend is developed using Node.js and Express.js.</w:t>
-      </w:r>
-    </w:p>
-    <w:p>
-      <w:pPr>
-        <w:jc w:val="both"/>
-      </w:pPr>
-      <w:r>
-        <w:t>Responsibilities:</w:t>
-      </w:r>
-    </w:p>
-    <w:p>
-      <w:pPr>
-        <w:pStyle w:val="NoSpacing"/>
-        <w:numPr>
-          <w:ilvl w:val="0"/>
-          <w:numId w:val="7"/>
-        </w:numPr>
-      </w:pPr>
-      <w:r>
-        <w:t>Process API requests</w:t>
-      </w:r>
-    </w:p>
-    <w:p>
-      <w:pPr>
-        <w:pStyle w:val="NoSpacing"/>
-        <w:numPr>
-          <w:ilvl w:val="0"/>
-          <w:numId w:val="7"/>
-        </w:numPr>
-      </w:pPr>
-      <w:r>
-        <w:t>Handle business logic</w:t>
-      </w:r>
-    </w:p>
-    <w:p>
-      <w:pPr>
-        <w:pStyle w:val="NoSpacing"/>
-        <w:numPr>
-          <w:ilvl w:val="0"/>
-          <w:numId w:val="7"/>
-        </w:numPr>
-      </w:pPr>
-      <w:r>
-        <w:t>Manage database operations</w:t>
-      </w:r>
-    </w:p>
-    <w:p>
-      <w:pPr>
-        <w:pStyle w:val="NoSpacing"/>
-        <w:numPr>
-          <w:ilvl w:val="0"/>
-          <w:numId w:val="7"/>
-        </w:numPr>
-      </w:pPr>
-      <w:r>
-        <w:t>Provide REST APIs to frontend applications</w:t>
-      </w:r>
-    </w:p>
-    <w:p>
-      <w:pPr>
-        <w:pStyle w:val="NoSpacing"/>
-        <w:ind w:left="360"/>
-      </w:pPr>
-    </w:p>
-    <w:p>
-      <w:pPr>
-        <w:jc w:val="both"/>
-      </w:pPr>
-      <w:r>
         <w:t>Backend pods are deployed with multiple replicas to ensure high availability and fault tolerance.</w:t>
       </w:r>
     </w:p>
@@ -2912,6 +2944,126 @@
       </w:pPr>
       <w:r>
         <w:rPr>
+          <w:noProof/>
+        </w:rPr>
+        <w:drawing>
+          <wp:inline distT="0" distB="0" distL="0" distR="0" wp14:anchorId="6B162528" wp14:editId="193E42ED">
+            <wp:extent cx="3055620" cy="1506220"/>
+            <wp:effectExtent l="0" t="0" r="0" b="0"/>
+            <wp:docPr id="923716467" name="Picture 1"/>
+            <wp:cNvGraphicFramePr>
+              <a:graphicFrameLocks xmlns:a="http://schemas.openxmlformats.org/drawingml/2006/main" noChangeAspect="1"/>
+            </wp:cNvGraphicFramePr>
+            <a:graphic xmlns:a="http://schemas.openxmlformats.org/drawingml/2006/main">
+              <a:graphicData uri="http://schemas.openxmlformats.org/drawingml/2006/picture">
+                <pic:pic xmlns:pic="http://schemas.openxmlformats.org/drawingml/2006/picture">
+                  <pic:nvPicPr>
+                    <pic:cNvPr id="923716467" name=""/>
+                    <pic:cNvPicPr/>
+                  </pic:nvPicPr>
+                  <pic:blipFill rotWithShape="1">
+                    <a:blip r:embed="rId13"/>
+                    <a:srcRect r="24477" b="8487"/>
+                    <a:stretch>
+                      <a:fillRect/>
+                    </a:stretch>
+                  </pic:blipFill>
+                  <pic:spPr bwMode="auto">
+                    <a:xfrm>
+                      <a:off x="0" y="0"/>
+                      <a:ext cx="3061071" cy="1508907"/>
+                    </a:xfrm>
+                    <a:prstGeom prst="rect">
+                      <a:avLst/>
+                    </a:prstGeom>
+                    <a:ln>
+                      <a:noFill/>
+                    </a:ln>
+                    <a:extLst>
+                      <a:ext uri="{53640926-AAD7-44D8-BBD7-CCE9431645EC}">
+                        <a14:shadowObscured xmlns:a14="http://schemas.microsoft.com/office/drawing/2010/main"/>
+                      </a:ext>
+                    </a:extLst>
+                  </pic:spPr>
+                </pic:pic>
+              </a:graphicData>
+            </a:graphic>
+          </wp:inline>
+        </w:drawing>
+      </w:r>
+      <w:r>
+        <w:rPr>
+          <w:noProof/>
+        </w:rPr>
+        <w:drawing>
+          <wp:anchor distT="0" distB="0" distL="114300" distR="114300" simplePos="0" relativeHeight="251658240" behindDoc="1" locked="0" layoutInCell="1" allowOverlap="1" wp14:anchorId="573D0FEE" wp14:editId="1AFBC3F6">
+            <wp:simplePos x="0" y="0"/>
+            <wp:positionH relativeFrom="margin">
+              <wp:align>left</wp:align>
+            </wp:positionH>
+            <wp:positionV relativeFrom="paragraph">
+              <wp:posOffset>4445</wp:posOffset>
+            </wp:positionV>
+            <wp:extent cx="3177540" cy="1498970"/>
+            <wp:effectExtent l="0" t="0" r="3810" b="6350"/>
+            <wp:wrapTight wrapText="bothSides">
+              <wp:wrapPolygon edited="0">
+                <wp:start x="0" y="0"/>
+                <wp:lineTo x="0" y="21417"/>
+                <wp:lineTo x="21496" y="21417"/>
+                <wp:lineTo x="21496" y="0"/>
+                <wp:lineTo x="0" y="0"/>
+              </wp:wrapPolygon>
+            </wp:wrapTight>
+            <wp:docPr id="132368044" name="Picture 1"/>
+            <wp:cNvGraphicFramePr>
+              <a:graphicFrameLocks xmlns:a="http://schemas.openxmlformats.org/drawingml/2006/main" noChangeAspect="1"/>
+            </wp:cNvGraphicFramePr>
+            <a:graphic xmlns:a="http://schemas.openxmlformats.org/drawingml/2006/main">
+              <a:graphicData uri="http://schemas.openxmlformats.org/drawingml/2006/picture">
+                <pic:pic xmlns:pic="http://schemas.openxmlformats.org/drawingml/2006/picture">
+                  <pic:nvPicPr>
+                    <pic:cNvPr id="132368044" name=""/>
+                    <pic:cNvPicPr/>
+                  </pic:nvPicPr>
+                  <pic:blipFill>
+                    <a:blip r:embed="rId14">
+                      <a:extLst>
+                        <a:ext uri="{28A0092B-C50C-407E-A947-70E740481C1C}">
+                          <a14:useLocalDpi xmlns:a14="http://schemas.microsoft.com/office/drawing/2010/main" val="0"/>
+                        </a:ext>
+                      </a:extLst>
+                    </a:blip>
+                    <a:stretch>
+                      <a:fillRect/>
+                    </a:stretch>
+                  </pic:blipFill>
+                  <pic:spPr>
+                    <a:xfrm>
+                      <a:off x="0" y="0"/>
+                      <a:ext cx="3177540" cy="1498970"/>
+                    </a:xfrm>
+                    <a:prstGeom prst="rect">
+                      <a:avLst/>
+                    </a:prstGeom>
+                  </pic:spPr>
+                </pic:pic>
+              </a:graphicData>
+            </a:graphic>
+          </wp:anchor>
+        </w:drawing>
+      </w:r>
+    </w:p>
+    <w:p>
+      <w:pPr>
+        <w:jc w:val="both"/>
+        <w:rPr>
+          <w:b/>
+          <w:bCs/>
+        </w:rPr>
+      </w:pPr>
+      <w:r>
+        <w:rPr>
           <w:b/>
           <w:bCs/>
         </w:rPr>
@@ -2972,21 +3124,9 @@
     </w:p>
     <w:p>
       <w:pPr>
-        <w:pStyle w:val="NoSpacing"/>
-        <w:ind w:left="720"/>
-      </w:pPr>
-    </w:p>
-    <w:p>
-      <w:pPr>
-        <w:jc w:val="both"/>
-      </w:pPr>
-    </w:p>
-    <w:p>
-      <w:pPr>
-        <w:jc w:val="both"/>
-      </w:pPr>
-      <w:r>
-        <w:lastRenderedPageBreak/>
+        <w:jc w:val="both"/>
+      </w:pPr>
+      <w:r>
         <w:t>Benefits:</w:t>
       </w:r>
     </w:p>
@@ -3037,12 +3177,6 @@
       <w:r>
         <w:t>Data Consistency</w:t>
       </w:r>
-    </w:p>
-    <w:p>
-      <w:pPr>
-        <w:pStyle w:val="NoSpacing"/>
-        <w:ind w:left="360"/>
-      </w:pPr>
     </w:p>
     <w:p>
       <w:pPr>
@@ -3058,10 +3192,13 @@
         <w:jc w:val="center"/>
       </w:pPr>
       <w:r>
+        <w:rPr>
+          <w:noProof/>
+        </w:rPr>
         <w:drawing>
-          <wp:inline distT="0" distB="0" distL="0" distR="0" wp14:anchorId="34ED959D" wp14:editId="2AB45252">
-            <wp:extent cx="5623560" cy="3128797"/>
-            <wp:effectExtent l="0" t="0" r="0" b="0"/>
+          <wp:inline distT="0" distB="0" distL="0" distR="0" wp14:anchorId="34ED959D" wp14:editId="0879B513">
+            <wp:extent cx="4678680" cy="2603091"/>
+            <wp:effectExtent l="0" t="0" r="7620" b="6985"/>
             <wp:docPr id="231966888" name="Picture 1"/>
             <wp:cNvGraphicFramePr>
               <a:graphicFrameLocks xmlns:a="http://schemas.openxmlformats.org/drawingml/2006/main" noChangeAspect="1"/>
@@ -3074,7 +3211,7 @@
                     <pic:cNvPicPr/>
                   </pic:nvPicPr>
                   <pic:blipFill>
-                    <a:blip r:embed="rId12"/>
+                    <a:blip r:embed="rId15"/>
                     <a:stretch>
                       <a:fillRect/>
                     </a:stretch>
@@ -3082,7 +3219,7 @@
                   <pic:spPr>
                     <a:xfrm>
                       <a:off x="0" y="0"/>
-                      <a:ext cx="5634091" cy="3134656"/>
+                      <a:ext cx="4747891" cy="2641598"/>
                     </a:xfrm>
                     <a:prstGeom prst="rect">
                       <a:avLst/>
@@ -3103,24 +3240,14 @@
       <w:r>
         <w:t xml:space="preserve">Figure </w:t>
       </w:r>
-      <w:r>
-        <w:fldChar w:fldCharType="begin"/>
-      </w:r>
-      <w:r>
-        <w:instrText xml:space="preserve"> SEQ Figure \* ARABIC </w:instrText>
-      </w:r>
-      <w:r>
-        <w:fldChar w:fldCharType="separate"/>
-      </w:r>
-      <w:r>
-        <w:rPr>
-          <w:noProof/>
-        </w:rPr>
-        <w:t>5</w:t>
-      </w:r>
-      <w:r>
-        <w:fldChar w:fldCharType="end"/>
-      </w:r>
+      <w:fldSimple w:instr=" SEQ Figure \* ARABIC ">
+        <w:r>
+          <w:rPr>
+            <w:noProof/>
+          </w:rPr>
+          <w:t>6</w:t>
+        </w:r>
+      </w:fldSimple>
       <w:r>
         <w:t xml:space="preserve">: </w:t>
       </w:r>
@@ -3141,6 +3268,7 @@
           <w:b/>
           <w:bCs/>
         </w:rPr>
+        <w:lastRenderedPageBreak/>
         <w:t>4.5 CI/CD Layer</w:t>
       </w:r>
     </w:p>
@@ -3270,7 +3398,9 @@
         <w:jc w:val="center"/>
       </w:pPr>
       <w:r>
-        <w:lastRenderedPageBreak/>
+        <w:rPr>
+          <w:noProof/>
+        </w:rPr>
         <w:drawing>
           <wp:inline distT="0" distB="0" distL="0" distR="0" wp14:anchorId="16EFF2A3" wp14:editId="282EBFBC">
             <wp:extent cx="5852160" cy="2976406"/>
@@ -3287,7 +3417,7 @@
                     <pic:cNvPicPr/>
                   </pic:nvPicPr>
                   <pic:blipFill>
-                    <a:blip r:embed="rId13"/>
+                    <a:blip r:embed="rId16"/>
                     <a:stretch>
                       <a:fillRect/>
                     </a:stretch>
@@ -3316,24 +3446,14 @@
       <w:r>
         <w:t xml:space="preserve">Figure </w:t>
       </w:r>
-      <w:r>
-        <w:fldChar w:fldCharType="begin"/>
-      </w:r>
-      <w:r>
-        <w:instrText xml:space="preserve"> SEQ Figure \* ARABIC </w:instrText>
-      </w:r>
-      <w:r>
-        <w:fldChar w:fldCharType="separate"/>
-      </w:r>
-      <w:r>
-        <w:rPr>
-          <w:noProof/>
-        </w:rPr>
-        <w:t>6</w:t>
-      </w:r>
-      <w:r>
-        <w:fldChar w:fldCharType="end"/>
-      </w:r>
+      <w:fldSimple w:instr=" SEQ Figure \* ARABIC ">
+        <w:r>
+          <w:rPr>
+            <w:noProof/>
+          </w:rPr>
+          <w:t>7</w:t>
+        </w:r>
+      </w:fldSimple>
       <w:r>
         <w:t xml:space="preserve">: </w:t>
       </w:r>
@@ -3510,6 +3630,7 @@
         </w:numPr>
       </w:pPr>
       <w:r>
+        <w:lastRenderedPageBreak/>
         <w:t>Kubernetes Metrics</w:t>
       </w:r>
     </w:p>
@@ -3636,7 +3757,6 @@
         <w:jc w:val="both"/>
       </w:pPr>
       <w:r>
-        <w:lastRenderedPageBreak/>
         <w:t>Provides dashboards for:</w:t>
       </w:r>
     </w:p>
@@ -3795,14 +3915,6 @@
     <w:p/>
     <w:p/>
     <w:p/>
-    <w:p/>
-    <w:p/>
-    <w:p/>
-    <w:p/>
-    <w:p/>
-    <w:p/>
-    <w:p/>
-    <w:p/>
     <w:p>
       <w:pPr>
         <w:jc w:val="center"/>
@@ -3960,6 +4072,9 @@
         <w:jc w:val="center"/>
       </w:pPr>
       <w:r>
+        <w:rPr>
+          <w:noProof/>
+        </w:rPr>
         <w:drawing>
           <wp:inline distT="0" distB="0" distL="0" distR="0" wp14:anchorId="3C0F321D" wp14:editId="75ABB99F">
             <wp:extent cx="6645910" cy="3719195"/>
@@ -3976,7 +4091,7 @@
                     <pic:cNvPicPr/>
                   </pic:nvPicPr>
                   <pic:blipFill>
-                    <a:blip r:embed="rId14"/>
+                    <a:blip r:embed="rId17"/>
                     <a:stretch>
                       <a:fillRect/>
                     </a:stretch>
@@ -4005,24 +4120,14 @@
       <w:r>
         <w:t xml:space="preserve">Figure </w:t>
       </w:r>
-      <w:r>
-        <w:fldChar w:fldCharType="begin"/>
-      </w:r>
-      <w:r>
-        <w:instrText xml:space="preserve"> SEQ Figure \* ARABIC </w:instrText>
-      </w:r>
-      <w:r>
-        <w:fldChar w:fldCharType="separate"/>
-      </w:r>
-      <w:r>
-        <w:rPr>
-          <w:noProof/>
-        </w:rPr>
-        <w:t>7</w:t>
-      </w:r>
-      <w:r>
-        <w:fldChar w:fldCharType="end"/>
-      </w:r>
+      <w:fldSimple w:instr=" SEQ Figure \* ARABIC ">
+        <w:r>
+          <w:rPr>
+            <w:noProof/>
+          </w:rPr>
+          <w:t>8</w:t>
+        </w:r>
+      </w:fldSimple>
       <w:r>
         <w:t xml:space="preserve">: </w:t>
       </w:r>
@@ -4333,6 +4438,9 @@
         <w:jc w:val="center"/>
       </w:pPr>
       <w:r>
+        <w:rPr>
+          <w:noProof/>
+        </w:rPr>
         <w:drawing>
           <wp:inline distT="0" distB="0" distL="0" distR="0" wp14:anchorId="68313D45" wp14:editId="4408631F">
             <wp:extent cx="5544324" cy="1390844"/>
@@ -4349,7 +4457,7 @@
                     <pic:cNvPicPr/>
                   </pic:nvPicPr>
                   <pic:blipFill>
-                    <a:blip r:embed="rId15"/>
+                    <a:blip r:embed="rId18"/>
                     <a:stretch>
                       <a:fillRect/>
                     </a:stretch>
@@ -4378,24 +4486,14 @@
       <w:r>
         <w:t xml:space="preserve">Figure </w:t>
       </w:r>
-      <w:r>
-        <w:fldChar w:fldCharType="begin"/>
-      </w:r>
-      <w:r>
-        <w:instrText xml:space="preserve"> SEQ Figure \* ARABIC </w:instrText>
-      </w:r>
-      <w:r>
-        <w:fldChar w:fldCharType="separate"/>
-      </w:r>
-      <w:r>
-        <w:rPr>
-          <w:noProof/>
-        </w:rPr>
-        <w:t>8</w:t>
-      </w:r>
-      <w:r>
-        <w:fldChar w:fldCharType="end"/>
-      </w:r>
+      <w:fldSimple w:instr=" SEQ Figure \* ARABIC ">
+        <w:r>
+          <w:rPr>
+            <w:noProof/>
+          </w:rPr>
+          <w:t>9</w:t>
+        </w:r>
+      </w:fldSimple>
       <w:r>
         <w:t xml:space="preserve">: </w:t>
       </w:r>
@@ -4564,6 +4662,9 @@
         <w:jc w:val="center"/>
       </w:pPr>
       <w:r>
+        <w:rPr>
+          <w:noProof/>
+        </w:rPr>
         <w:lastRenderedPageBreak/>
         <w:drawing>
           <wp:inline distT="0" distB="0" distL="0" distR="0" wp14:anchorId="5A1CBB6D" wp14:editId="1B4F31C5">
@@ -4581,7 +4682,7 @@
                     <pic:cNvPicPr/>
                   </pic:nvPicPr>
                   <pic:blipFill>
-                    <a:blip r:embed="rId16"/>
+                    <a:blip r:embed="rId19"/>
                     <a:stretch>
                       <a:fillRect/>
                     </a:stretch>
@@ -4610,24 +4711,14 @@
       <w:r>
         <w:t xml:space="preserve">Figure </w:t>
       </w:r>
-      <w:r>
-        <w:fldChar w:fldCharType="begin"/>
-      </w:r>
-      <w:r>
-        <w:instrText xml:space="preserve"> SEQ Figure \* ARABIC </w:instrText>
-      </w:r>
-      <w:r>
-        <w:fldChar w:fldCharType="separate"/>
-      </w:r>
-      <w:r>
-        <w:rPr>
-          <w:noProof/>
-        </w:rPr>
-        <w:t>9</w:t>
-      </w:r>
-      <w:r>
-        <w:fldChar w:fldCharType="end"/>
-      </w:r>
+      <w:fldSimple w:instr=" SEQ Figure \* ARABIC ">
+        <w:r>
+          <w:rPr>
+            <w:noProof/>
+          </w:rPr>
+          <w:t>10</w:t>
+        </w:r>
+      </w:fldSimple>
       <w:r>
         <w:t xml:space="preserve">: </w:t>
       </w:r>
@@ -4834,6 +4925,9 @@
         <w:jc w:val="center"/>
       </w:pPr>
       <w:r>
+        <w:rPr>
+          <w:noProof/>
+        </w:rPr>
         <w:drawing>
           <wp:inline distT="0" distB="0" distL="0" distR="0" wp14:anchorId="28CFF92D" wp14:editId="2506457C">
             <wp:extent cx="6645910" cy="1396365"/>
@@ -4850,7 +4944,7 @@
                     <pic:cNvPicPr/>
                   </pic:nvPicPr>
                   <pic:blipFill>
-                    <a:blip r:embed="rId17"/>
+                    <a:blip r:embed="rId20"/>
                     <a:stretch>
                       <a:fillRect/>
                     </a:stretch>
@@ -4879,24 +4973,14 @@
       <w:r>
         <w:t xml:space="preserve">Figure </w:t>
       </w:r>
-      <w:r>
-        <w:fldChar w:fldCharType="begin"/>
-      </w:r>
-      <w:r>
-        <w:instrText xml:space="preserve"> SEQ Figure \* ARABIC </w:instrText>
-      </w:r>
-      <w:r>
-        <w:fldChar w:fldCharType="separate"/>
-      </w:r>
-      <w:r>
-        <w:rPr>
-          <w:noProof/>
-        </w:rPr>
-        <w:t>10</w:t>
-      </w:r>
-      <w:r>
-        <w:fldChar w:fldCharType="end"/>
-      </w:r>
+      <w:fldSimple w:instr=" SEQ Figure \* ARABIC ">
+        <w:r>
+          <w:rPr>
+            <w:noProof/>
+          </w:rPr>
+          <w:t>11</w:t>
+        </w:r>
+      </w:fldSimple>
       <w:r>
         <w:t xml:space="preserve">: </w:t>
       </w:r>
@@ -5012,6 +5096,9 @@
         <w:ind w:left="360"/>
       </w:pPr>
       <w:r>
+        <w:rPr>
+          <w:noProof/>
+        </w:rPr>
         <w:drawing>
           <wp:inline distT="0" distB="0" distL="0" distR="0" wp14:anchorId="3778D9C7" wp14:editId="61AA48CD">
             <wp:extent cx="6645910" cy="4210050"/>
@@ -5028,7 +5115,7 @@
                     <pic:cNvPicPr/>
                   </pic:nvPicPr>
                   <pic:blipFill>
-                    <a:blip r:embed="rId18"/>
+                    <a:blip r:embed="rId21"/>
                     <a:stretch>
                       <a:fillRect/>
                     </a:stretch>
@@ -5057,24 +5144,14 @@
       <w:r>
         <w:t xml:space="preserve">Figure </w:t>
       </w:r>
-      <w:r>
-        <w:fldChar w:fldCharType="begin"/>
-      </w:r>
-      <w:r>
-        <w:instrText xml:space="preserve"> SEQ Figure \* ARABIC </w:instrText>
-      </w:r>
-      <w:r>
-        <w:fldChar w:fldCharType="separate"/>
-      </w:r>
-      <w:r>
-        <w:rPr>
-          <w:noProof/>
-        </w:rPr>
-        <w:t>11</w:t>
-      </w:r>
-      <w:r>
-        <w:fldChar w:fldCharType="end"/>
-      </w:r>
+      <w:fldSimple w:instr=" SEQ Figure \* ARABIC ">
+        <w:r>
+          <w:rPr>
+            <w:noProof/>
+          </w:rPr>
+          <w:t>12</w:t>
+        </w:r>
+      </w:fldSimple>
       <w:r>
         <w:t xml:space="preserve">: </w:t>
       </w:r>
@@ -5180,6 +5257,9 @@
         <w:jc w:val="center"/>
       </w:pPr>
       <w:r>
+        <w:rPr>
+          <w:noProof/>
+        </w:rPr>
         <w:drawing>
           <wp:inline distT="0" distB="0" distL="0" distR="0" wp14:anchorId="12481C1A" wp14:editId="736ACEBC">
             <wp:extent cx="5515745" cy="1133633"/>
@@ -5196,7 +5276,7 @@
                     <pic:cNvPicPr/>
                   </pic:nvPicPr>
                   <pic:blipFill>
-                    <a:blip r:embed="rId19"/>
+                    <a:blip r:embed="rId22"/>
                     <a:stretch>
                       <a:fillRect/>
                     </a:stretch>
@@ -5225,24 +5305,14 @@
       <w:r>
         <w:t xml:space="preserve">Figure </w:t>
       </w:r>
-      <w:r>
-        <w:fldChar w:fldCharType="begin"/>
-      </w:r>
-      <w:r>
-        <w:instrText xml:space="preserve"> SEQ Figure \* ARABIC </w:instrText>
-      </w:r>
-      <w:r>
-        <w:fldChar w:fldCharType="separate"/>
-      </w:r>
-      <w:r>
-        <w:rPr>
-          <w:noProof/>
-        </w:rPr>
-        <w:t>12</w:t>
-      </w:r>
-      <w:r>
-        <w:fldChar w:fldCharType="end"/>
-      </w:r>
+      <w:fldSimple w:instr=" SEQ Figure \* ARABIC ">
+        <w:r>
+          <w:rPr>
+            <w:noProof/>
+          </w:rPr>
+          <w:t>13</w:t>
+        </w:r>
+      </w:fldSimple>
       <w:r>
         <w:t xml:space="preserve">: </w:t>
       </w:r>
@@ -5400,6 +5470,9 @@
         <w:jc w:val="center"/>
       </w:pPr>
       <w:r>
+        <w:rPr>
+          <w:noProof/>
+        </w:rPr>
         <w:drawing>
           <wp:inline distT="0" distB="0" distL="0" distR="0" wp14:anchorId="5633C58E" wp14:editId="0CF95023">
             <wp:extent cx="6645910" cy="1002030"/>
@@ -5416,7 +5489,7 @@
                     <pic:cNvPicPr/>
                   </pic:nvPicPr>
                   <pic:blipFill>
-                    <a:blip r:embed="rId20"/>
+                    <a:blip r:embed="rId23"/>
                     <a:stretch>
                       <a:fillRect/>
                     </a:stretch>
@@ -5445,24 +5518,14 @@
       <w:r>
         <w:t xml:space="preserve">Figure </w:t>
       </w:r>
-      <w:r>
-        <w:fldChar w:fldCharType="begin"/>
-      </w:r>
-      <w:r>
-        <w:instrText xml:space="preserve"> SEQ Figure \* ARABIC </w:instrText>
-      </w:r>
-      <w:r>
-        <w:fldChar w:fldCharType="separate"/>
-      </w:r>
-      <w:r>
-        <w:rPr>
-          <w:noProof/>
-        </w:rPr>
-        <w:t>13</w:t>
-      </w:r>
-      <w:r>
-        <w:fldChar w:fldCharType="end"/>
-      </w:r>
+      <w:fldSimple w:instr=" SEQ Figure \* ARABIC ">
+        <w:r>
+          <w:rPr>
+            <w:noProof/>
+          </w:rPr>
+          <w:t>14</w:t>
+        </w:r>
+      </w:fldSimple>
       <w:r>
         <w:t xml:space="preserve">: </w:t>
       </w:r>
@@ -5557,6 +5620,9 @@
         <w:jc w:val="center"/>
       </w:pPr>
       <w:r>
+        <w:rPr>
+          <w:noProof/>
+        </w:rPr>
         <w:drawing>
           <wp:inline distT="0" distB="0" distL="0" distR="0" wp14:anchorId="6DBEC270" wp14:editId="6D45FD38">
             <wp:extent cx="6645910" cy="1161415"/>
@@ -5573,7 +5639,7 @@
                     <pic:cNvPicPr/>
                   </pic:nvPicPr>
                   <pic:blipFill>
-                    <a:blip r:embed="rId21"/>
+                    <a:blip r:embed="rId24"/>
                     <a:stretch>
                       <a:fillRect/>
                     </a:stretch>
@@ -5602,24 +5668,14 @@
       <w:r>
         <w:t xml:space="preserve">Figure </w:t>
       </w:r>
-      <w:r>
-        <w:fldChar w:fldCharType="begin"/>
-      </w:r>
-      <w:r>
-        <w:instrText xml:space="preserve"> SEQ Figure \* ARABIC </w:instrText>
-      </w:r>
-      <w:r>
-        <w:fldChar w:fldCharType="separate"/>
-      </w:r>
-      <w:r>
-        <w:rPr>
-          <w:noProof/>
-        </w:rPr>
-        <w:t>14</w:t>
-      </w:r>
-      <w:r>
-        <w:fldChar w:fldCharType="end"/>
-      </w:r>
+      <w:fldSimple w:instr=" SEQ Figure \* ARABIC ">
+        <w:r>
+          <w:rPr>
+            <w:noProof/>
+          </w:rPr>
+          <w:t>15</w:t>
+        </w:r>
+      </w:fldSimple>
       <w:r>
         <w:t xml:space="preserve">: </w:t>
       </w:r>
@@ -5933,6 +5989,9 @@
         <w:jc w:val="center"/>
       </w:pPr>
       <w:r>
+        <w:rPr>
+          <w:noProof/>
+        </w:rPr>
         <w:drawing>
           <wp:inline distT="0" distB="0" distL="0" distR="0" wp14:anchorId="1A119F54" wp14:editId="70412983">
             <wp:extent cx="6645910" cy="3721100"/>
@@ -5949,7 +6008,7 @@
                     <pic:cNvPicPr/>
                   </pic:nvPicPr>
                   <pic:blipFill>
-                    <a:blip r:embed="rId22"/>
+                    <a:blip r:embed="rId25"/>
                     <a:stretch>
                       <a:fillRect/>
                     </a:stretch>
@@ -5978,24 +6037,14 @@
       <w:r>
         <w:t xml:space="preserve">Figure </w:t>
       </w:r>
-      <w:r>
-        <w:fldChar w:fldCharType="begin"/>
-      </w:r>
-      <w:r>
-        <w:instrText xml:space="preserve"> SEQ Figure \* ARABIC </w:instrText>
-      </w:r>
-      <w:r>
-        <w:fldChar w:fldCharType="separate"/>
-      </w:r>
-      <w:r>
-        <w:rPr>
-          <w:noProof/>
-        </w:rPr>
-        <w:t>15</w:t>
-      </w:r>
-      <w:r>
-        <w:fldChar w:fldCharType="end"/>
-      </w:r>
+      <w:fldSimple w:instr=" SEQ Figure \* ARABIC ">
+        <w:r>
+          <w:rPr>
+            <w:noProof/>
+          </w:rPr>
+          <w:t>16</w:t>
+        </w:r>
+      </w:fldSimple>
       <w:r>
         <w:t>: Jenkins Dashboard</w:t>
       </w:r>
@@ -6181,6 +6230,9 @@
         <w:keepNext/>
       </w:pPr>
       <w:r>
+        <w:rPr>
+          <w:noProof/>
+        </w:rPr>
         <w:drawing>
           <wp:inline distT="0" distB="0" distL="0" distR="0" wp14:anchorId="5F553E19" wp14:editId="32D6468D">
             <wp:extent cx="6645910" cy="3792220"/>
@@ -6197,7 +6249,7 @@
                     <pic:cNvPicPr/>
                   </pic:nvPicPr>
                   <pic:blipFill>
-                    <a:blip r:embed="rId23"/>
+                    <a:blip r:embed="rId26"/>
                     <a:stretch>
                       <a:fillRect/>
                     </a:stretch>
@@ -6226,24 +6278,14 @@
       <w:r>
         <w:t xml:space="preserve">Figure </w:t>
       </w:r>
-      <w:r>
-        <w:fldChar w:fldCharType="begin"/>
-      </w:r>
-      <w:r>
-        <w:instrText xml:space="preserve"> SEQ Figure \* ARABIC </w:instrText>
-      </w:r>
-      <w:r>
-        <w:fldChar w:fldCharType="separate"/>
-      </w:r>
-      <w:r>
-        <w:rPr>
-          <w:noProof/>
-        </w:rPr>
-        <w:t>16</w:t>
-      </w:r>
-      <w:r>
-        <w:fldChar w:fldCharType="end"/>
-      </w:r>
+      <w:fldSimple w:instr=" SEQ Figure \* ARABIC ">
+        <w:r>
+          <w:rPr>
+            <w:noProof/>
+          </w:rPr>
+          <w:t>17</w:t>
+        </w:r>
+      </w:fldSimple>
       <w:r>
         <w:t xml:space="preserve">: </w:t>
       </w:r>
@@ -6334,10 +6376,7 @@
         <w:ind w:left="1440"/>
       </w:pPr>
       <w:r>
-        <w:t>L</w:t>
-      </w:r>
-      <w:r>
-        <w:t>atest</w:t>
+        <w:t>Latest</w:t>
       </w:r>
     </w:p>
     <w:p>
@@ -6551,6 +6590,9 @@
         <w:jc w:val="both"/>
       </w:pPr>
       <w:r>
+        <w:rPr>
+          <w:noProof/>
+        </w:rPr>
         <w:drawing>
           <wp:inline distT="0" distB="0" distL="0" distR="0" wp14:anchorId="68523653" wp14:editId="54299A0A">
             <wp:extent cx="6645910" cy="3813175"/>
@@ -6567,7 +6609,7 @@
                     <pic:cNvPicPr/>
                   </pic:nvPicPr>
                   <pic:blipFill>
-                    <a:blip r:embed="rId24"/>
+                    <a:blip r:embed="rId27"/>
                     <a:stretch>
                       <a:fillRect/>
                     </a:stretch>
@@ -6596,24 +6638,14 @@
       <w:r>
         <w:t xml:space="preserve">Figure </w:t>
       </w:r>
-      <w:r>
-        <w:fldChar w:fldCharType="begin"/>
-      </w:r>
-      <w:r>
-        <w:instrText xml:space="preserve"> SEQ Figure \* ARABIC </w:instrText>
-      </w:r>
-      <w:r>
-        <w:fldChar w:fldCharType="separate"/>
-      </w:r>
-      <w:r>
-        <w:rPr>
-          <w:noProof/>
-        </w:rPr>
-        <w:t>17</w:t>
-      </w:r>
-      <w:r>
-        <w:fldChar w:fldCharType="end"/>
-      </w:r>
+      <w:fldSimple w:instr=" SEQ Figure \* ARABIC ">
+        <w:r>
+          <w:rPr>
+            <w:noProof/>
+          </w:rPr>
+          <w:t>18</w:t>
+        </w:r>
+      </w:fldSimple>
       <w:r>
         <w:t xml:space="preserve">: </w:t>
       </w:r>
@@ -6723,10 +6755,7 @@
         <w:ind w:left="1440"/>
       </w:pPr>
       <w:r>
-        <w:t>L</w:t>
-      </w:r>
-      <w:r>
-        <w:t>atest</w:t>
+        <w:t>Latest</w:t>
       </w:r>
     </w:p>
     <w:p>
@@ -8505,6 +8534,9 @@
         <w:jc w:val="center"/>
       </w:pPr>
       <w:r>
+        <w:rPr>
+          <w:noProof/>
+        </w:rPr>
         <w:lastRenderedPageBreak/>
         <w:drawing>
           <wp:inline distT="0" distB="0" distL="0" distR="0" wp14:anchorId="34DFE539" wp14:editId="177B23B0">
@@ -8522,7 +8554,7 @@
                     <pic:cNvPicPr/>
                   </pic:nvPicPr>
                   <pic:blipFill>
-                    <a:blip r:embed="rId25"/>
+                    <a:blip r:embed="rId28"/>
                     <a:stretch>
                       <a:fillRect/>
                     </a:stretch>
@@ -8551,24 +8583,14 @@
       <w:r>
         <w:t xml:space="preserve">Figure </w:t>
       </w:r>
-      <w:r>
-        <w:fldChar w:fldCharType="begin"/>
-      </w:r>
-      <w:r>
-        <w:instrText xml:space="preserve"> SEQ Figure \* ARABIC </w:instrText>
-      </w:r>
-      <w:r>
-        <w:fldChar w:fldCharType="separate"/>
-      </w:r>
-      <w:r>
-        <w:rPr>
-          <w:noProof/>
-        </w:rPr>
-        <w:t>18</w:t>
-      </w:r>
-      <w:r>
-        <w:fldChar w:fldCharType="end"/>
-      </w:r>
+      <w:fldSimple w:instr=" SEQ Figure \* ARABIC ">
+        <w:r>
+          <w:rPr>
+            <w:noProof/>
+          </w:rPr>
+          <w:t>19</w:t>
+        </w:r>
+      </w:fldSimple>
       <w:r>
         <w:t>: Kibana Dashboard Prod Overview</w:t>
       </w:r>
@@ -8595,6 +8617,9 @@
         <w:jc w:val="center"/>
       </w:pPr>
       <w:r>
+        <w:rPr>
+          <w:noProof/>
+        </w:rPr>
         <w:drawing>
           <wp:inline distT="0" distB="0" distL="0" distR="0" wp14:anchorId="4E7E4242" wp14:editId="25FA4B34">
             <wp:extent cx="6645910" cy="2815590"/>
@@ -8611,7 +8636,7 @@
                     <pic:cNvPicPr/>
                   </pic:nvPicPr>
                   <pic:blipFill>
-                    <a:blip r:embed="rId26"/>
+                    <a:blip r:embed="rId29"/>
                     <a:stretch>
                       <a:fillRect/>
                     </a:stretch>
@@ -8640,24 +8665,14 @@
       <w:r>
         <w:t xml:space="preserve">Figure </w:t>
       </w:r>
-      <w:r>
-        <w:fldChar w:fldCharType="begin"/>
-      </w:r>
-      <w:r>
-        <w:instrText xml:space="preserve"> SEQ Figure \* ARABIC </w:instrText>
-      </w:r>
-      <w:r>
-        <w:fldChar w:fldCharType="separate"/>
-      </w:r>
-      <w:r>
-        <w:rPr>
-          <w:noProof/>
-        </w:rPr>
-        <w:t>19</w:t>
-      </w:r>
-      <w:r>
-        <w:fldChar w:fldCharType="end"/>
-      </w:r>
+      <w:fldSimple w:instr=" SEQ Figure \* ARABIC ">
+        <w:r>
+          <w:rPr>
+            <w:noProof/>
+          </w:rPr>
+          <w:t>20</w:t>
+        </w:r>
+      </w:fldSimple>
       <w:r>
         <w:t xml:space="preserve">: </w:t>
       </w:r>
@@ -8683,6 +8698,9 @@
         <w:jc w:val="center"/>
       </w:pPr>
       <w:r>
+        <w:rPr>
+          <w:noProof/>
+        </w:rPr>
         <w:lastRenderedPageBreak/>
         <w:drawing>
           <wp:inline distT="0" distB="0" distL="0" distR="0" wp14:anchorId="22BD5298" wp14:editId="789103C6">
@@ -8700,7 +8718,7 @@
                     <pic:cNvPicPr/>
                   </pic:nvPicPr>
                   <pic:blipFill>
-                    <a:blip r:embed="rId27"/>
+                    <a:blip r:embed="rId30"/>
                     <a:stretch>
                       <a:fillRect/>
                     </a:stretch>
@@ -8729,24 +8747,14 @@
       <w:r>
         <w:t xml:space="preserve">Figure </w:t>
       </w:r>
-      <w:r>
-        <w:fldChar w:fldCharType="begin"/>
-      </w:r>
-      <w:r>
-        <w:instrText xml:space="preserve"> SEQ Figure \* ARABIC </w:instrText>
-      </w:r>
-      <w:r>
-        <w:fldChar w:fldCharType="separate"/>
-      </w:r>
-      <w:r>
-        <w:rPr>
-          <w:noProof/>
-        </w:rPr>
-        <w:t>20</w:t>
-      </w:r>
-      <w:r>
-        <w:fldChar w:fldCharType="end"/>
-      </w:r>
+      <w:fldSimple w:instr=" SEQ Figure \* ARABIC ">
+        <w:r>
+          <w:rPr>
+            <w:noProof/>
+          </w:rPr>
+          <w:t>21</w:t>
+        </w:r>
+      </w:fldSimple>
       <w:r>
         <w:t xml:space="preserve">: </w:t>
       </w:r>
@@ -8772,6 +8780,9 @@
         <w:jc w:val="center"/>
       </w:pPr>
       <w:r>
+        <w:rPr>
+          <w:noProof/>
+        </w:rPr>
         <w:drawing>
           <wp:inline distT="0" distB="0" distL="0" distR="0" wp14:anchorId="737F4225" wp14:editId="58E9D896">
             <wp:extent cx="6645910" cy="3161665"/>
@@ -8788,7 +8799,7 @@
                     <pic:cNvPicPr/>
                   </pic:nvPicPr>
                   <pic:blipFill>
-                    <a:blip r:embed="rId28"/>
+                    <a:blip r:embed="rId31"/>
                     <a:stretch>
                       <a:fillRect/>
                     </a:stretch>
@@ -8817,24 +8828,14 @@
       <w:r>
         <w:t xml:space="preserve">Figure </w:t>
       </w:r>
-      <w:r>
-        <w:fldChar w:fldCharType="begin"/>
-      </w:r>
-      <w:r>
-        <w:instrText xml:space="preserve"> SEQ Figure \* ARABIC </w:instrText>
-      </w:r>
-      <w:r>
-        <w:fldChar w:fldCharType="separate"/>
-      </w:r>
-      <w:r>
-        <w:rPr>
-          <w:noProof/>
-        </w:rPr>
-        <w:t>21</w:t>
-      </w:r>
-      <w:r>
-        <w:fldChar w:fldCharType="end"/>
-      </w:r>
+      <w:fldSimple w:instr=" SEQ Figure \* ARABIC ">
+        <w:r>
+          <w:rPr>
+            <w:noProof/>
+          </w:rPr>
+          <w:t>22</w:t>
+        </w:r>
+      </w:fldSimple>
       <w:r>
         <w:t xml:space="preserve">: </w:t>
       </w:r>
@@ -8961,6 +8962,9 @@
         <w:jc w:val="center"/>
       </w:pPr>
       <w:r>
+        <w:rPr>
+          <w:noProof/>
+        </w:rPr>
         <w:lastRenderedPageBreak/>
         <w:drawing>
           <wp:inline distT="0" distB="0" distL="0" distR="0" wp14:anchorId="1DE1EDE0" wp14:editId="10A0CDC6">
@@ -8978,7 +8982,7 @@
                     <pic:cNvPicPr/>
                   </pic:nvPicPr>
                   <pic:blipFill>
-                    <a:blip r:embed="rId29"/>
+                    <a:blip r:embed="rId32"/>
                     <a:stretch>
                       <a:fillRect/>
                     </a:stretch>
@@ -9007,24 +9011,14 @@
       <w:r>
         <w:t xml:space="preserve">Figure </w:t>
       </w:r>
-      <w:r>
-        <w:fldChar w:fldCharType="begin"/>
-      </w:r>
-      <w:r>
-        <w:instrText xml:space="preserve"> SEQ Figure \* ARABIC </w:instrText>
-      </w:r>
-      <w:r>
-        <w:fldChar w:fldCharType="separate"/>
-      </w:r>
-      <w:r>
-        <w:rPr>
-          <w:noProof/>
-        </w:rPr>
-        <w:t>22</w:t>
-      </w:r>
-      <w:r>
-        <w:fldChar w:fldCharType="end"/>
-      </w:r>
+      <w:fldSimple w:instr=" SEQ Figure \* ARABIC ">
+        <w:r>
+          <w:rPr>
+            <w:noProof/>
+          </w:rPr>
+          <w:t>23</w:t>
+        </w:r>
+      </w:fldSimple>
       <w:r>
         <w:t xml:space="preserve">: </w:t>
       </w:r>
@@ -10138,7 +10132,7 @@
       </w:r>
     </w:p>
     <w:sectPr>
-      <w:footerReference w:type="default" r:id="rId30"/>
+      <w:footerReference w:type="default" r:id="rId33"/>
       <w:pgSz w:w="11906" w:h="16838"/>
       <w:pgMar w:top="720" w:right="720" w:bottom="720" w:left="720" w:header="708" w:footer="708" w:gutter="0"/>
       <w:cols w:space="708"/>
@@ -12198,6 +12192,7 @@
   <w:style w:type="character" w:default="1" w:styleId="DefaultParagraphFont">
     <w:name w:val="Default Paragraph Font"/>
     <w:uiPriority w:val="1"/>
+    <w:semiHidden/>
     <w:unhideWhenUsed/>
   </w:style>
   <w:style w:type="table" w:default="1" w:styleId="TableNormal">
